--- a/DailyCart.docx
+++ b/DailyCart.docx
@@ -6641,7 +6641,6 @@
         <w:t>It is scalable, business-ready, and suitable for both local community markets and large-scale commercial deployment.</w:t>
       </w:r>
     </w:p>
-    <w:p/>
     <w:sectPr>
       <w:pgSz w:w="11909" w:h="16834" w:code="9"/>
       <w:pgMar w:top="720" w:right="720" w:bottom="720" w:left="720" w:header="720" w:footer="720" w:gutter="0"/>
@@ -15281,4 +15280,16 @@
     </a:ext>
   </a:extLst>
 </a:theme>
+</file>
+
+<file path=customXml/item1.xml><?xml version="1.0" encoding="utf-8"?>
+<b:Sources xmlns:b="http://schemas.openxmlformats.org/officeDocument/2006/bibliography" xmlns="http://schemas.openxmlformats.org/officeDocument/2006/bibliography" SelectedStyle="\IEEE2006OfficeOnline.xsl" StyleName="IEEE" Version="2006"/>
+</file>
+
+<file path=customXml/itemProps1.xml><?xml version="1.0" encoding="utf-8"?>
+<ds:datastoreItem xmlns:ds="http://schemas.openxmlformats.org/officeDocument/2006/customXml" ds:itemID="{7AD8B26E-4F41-4747-897F-4AF54F8F1AE4}">
+  <ds:schemaRefs>
+    <ds:schemaRef ds:uri="http://schemas.openxmlformats.org/officeDocument/2006/bibliography"/>
+  </ds:schemaRefs>
+</ds:datastoreItem>
 </file>